--- a/L2A-System-Architecture/CiC_L2A_Clean_File_Structure_V1.1.docx
+++ b/L2A-System-Architecture/CiC_L2A_Clean_File_Structure_V1.1.docx
@@ -748,7 +748,7 @@
                 <w:b w:val="0"/>
                 <w:sz w:val="20"/>
               </w:rPr>
-              <w:t>Superseded versions by category: Former-Versions-V6, Former-Versions-V7-Pre-Clean, Superseded-Housekeeping, Superseded-V2A-Sources, Alexandria-Build-History.</w:t>
+              <w:t>Superseded versions by category: Former-Versions-V6, Former-Versions-V7-Pre-Clean, Superseded-Housekeeping, Superseded-V2A-Sources, Alexandria-Build-History, Early-Communal-Build-History, Early-Latin-Build-History.</w:t>
             </w:r>
           </w:p>
         </w:tc>
